--- a/submission/HQIEA_ARGC_Abstract.docx
+++ b/submission/HQIEA_ARGC_Abstract.docx
@@ -48,7 +48,7 @@
         <w:t xml:space="preserve">Background and objectives. </w:t>
       </w:r>
       <w:r>
-        <w:t>Quantum-inspired evolutionary algorithms (QIEAs) combine qubit-encoded chromosomes with rotation-gate operators to balance exploration and exploitation, and both quantum-inspired and true-quantum solvers have recently been applied to multi-objective optimization (Kotil et al., 2025; King, 2025). However, these studies remain confined to synthetic benchmarks or low-dimensional (2-3 objective) problems, and a prior single-objective QIEA applied to real waste-collection routing found that its repair step for infeasible tours collapses population diversity as instance size grows (Gîlea et al., 2026). This work extends qubit-encoded optimization to a genuinely many-objective (5-objective), real-world setting — capacitated vehicle routing for urban waste collection — and asks whether a decomposition-guided QIEA with an adaptive rotation-gate control (ARGC) mechanism can close the gap to established many-objective evolutionary algorithms.</w:t>
+        <w:t>Quantum-inspired evolutionary algorithms (QIEAs) combine qubit-encoded chromosomes with rotation-gate operators to balance exploration and exploitation, and both quantum-inspired and true-quantum solvers have recently been applied to multi-objective optimization (Kotil et al., 2025; King, 2025). However, these studies remain confined to synthetic benchmarks or low-dimensional (2-3 objective) problems, and a prior multi-objective QIEA applied to real waste-collection routing found that its repair step for infeasible tours collapses population diversity as instance size grows (Gîlea et al., 2026). This work extends qubit-encoded optimization to a genuinely many-objective (5-objective), real-world setting — capacitated vehicle routing for urban waste collection — and asks whether a decomposition-guided QIEA with an adaptive rotation-gate control (ARGC) mechanism can close the gap to established many-objective evolutionary algorithms.</w:t>
       </w:r>
     </w:p>
     <w:p>
